--- a/docs/03-project-chapter.docx
+++ b/docs/03-project-chapter.docx
@@ -1904,6 +1904,124 @@
         <w:t xml:space="preserve">Source tree (public/, backend/, frontend/, database/, bin/, docs/) · this documentation pack (WBS, SRS, chapter, prototype, Gantt, user manual) · seed database · automated test suites.</w:t>
       </w:r>
     </w:p>
+    <w:p>
+      <w:pPr>
+        <w:spacing w:before="320" w:after="90"/>
+        <w:outlineLvl w:val="0"/>
+      </w:pPr>
+      <w:r>
+        <w:rPr>
+          <w:b/>
+          <w:color w:val="14532D"/>
+          <w:sz w:val="40"/>
+        </w:rPr>
+        <w:t xml:space="preserve">9. Implementation Notes - Hardening Increment (August 2026)</w:t>
+      </w:r>
+    </w:p>
+    <w:p>
+      <w:pPr>
+        <w:spacing w:before="220" w:after="80"/>
+        <w:outlineLvl w:val="1"/>
+      </w:pPr>
+      <w:r>
+        <w:rPr>
+          <w:b/>
+          <w:color w:val="166534"/>
+          <w:sz w:val="30"/>
+        </w:rPr>
+        <w:t xml:space="preserve">9.1 Access partitioning of reports</w:t>
+      </w:r>
+    </w:p>
+    <w:p>
+      <w:pPr>
+        <w:spacing w:after="40"/>
+        <w:ind w:left="360"/>
+      </w:pPr>
+      <w:r>
+        <w:rPr>
+          <w:rFonts w:ascii="Calibri" w:hAnsi="Calibri"/>
+        </w:rPr>
+        <w:t xml:space="preserve">• Two-layer authorisation: a role gate (Administrator, Factory Manager) followed by a department partition derived from the signed-in user's staff record. The partition table maps each of the fifteen reports to an owning department, so department managers see exactly their unit's figures while factory-wide roles retain full visibility. All enforcement is server-side; the sidebar merely mirrors it.</w:t>
+      </w:r>
+    </w:p>
+    <w:p>
+      <w:pPr>
+        <w:spacing w:before="220" w:after="80"/>
+        <w:outlineLvl w:val="1"/>
+      </w:pPr>
+      <w:r>
+        <w:rPr>
+          <w:b/>
+          <w:color w:val="166534"/>
+          <w:sz w:val="30"/>
+        </w:rPr>
+        <w:t xml:space="preserve">9.2 Print-as-document architecture</w:t>
+      </w:r>
+    </w:p>
+    <w:p>
+      <w:pPr>
+        <w:spacing w:after="40"/>
+        <w:ind w:left="360"/>
+      </w:pPr>
+      <w:r>
+        <w:rPr>
+          <w:rFonts w:ascii="Calibri" w:hAnsi="Calibri"/>
+        </w:rPr>
+        <w:t xml:space="preserve">• A second render pipeline (renderPrint) wraps selected views in a bare letterhead layout instead of the application shell, producing clean print/PDF output for reports and receipts. The browser print dialog opens automatically; on-screen toolbars are excluded from paper via a no-print class.</w:t>
+      </w:r>
+    </w:p>
+    <w:p>
+      <w:pPr>
+        <w:spacing w:before="220" w:after="80"/>
+        <w:outlineLvl w:val="1"/>
+      </w:pPr>
+      <w:r>
+        <w:rPr>
+          <w:b/>
+          <w:color w:val="166534"/>
+          <w:sz w:val="30"/>
+        </w:rPr>
+        <w:t xml:space="preserve">9.3 Defensive validation</w:t>
+      </w:r>
+    </w:p>
+    <w:p>
+      <w:pPr>
+        <w:spacing w:after="40"/>
+        <w:ind w:left="360"/>
+      </w:pPr>
+      <w:r>
+        <w:rPr>
+          <w:rFonts w:ascii="Calibri" w:hAnsi="Calibri"/>
+        </w:rPr>
+        <w:t xml:space="preserve">• A single Controller::checkNumber(label, value, min, max) helper chains field checks and returns human-readable errors, keeping rule definitions next to each controller's write paths. The browser-side net mirrors the same constraints for immediate feedback.</w:t>
+      </w:r>
+    </w:p>
+    <w:p>
+      <w:pPr>
+        <w:spacing w:before="220" w:after="80"/>
+        <w:outlineLvl w:val="1"/>
+      </w:pPr>
+      <w:r>
+        <w:rPr>
+          <w:b/>
+          <w:color w:val="166534"/>
+          <w:sz w:val="30"/>
+        </w:rPr>
+        <w:t xml:space="preserve">9.4 Lessons from the restore defect</w:t>
+      </w:r>
+    </w:p>
+    <w:p>
+      <w:pPr>
+        <w:spacing w:after="40"/>
+        <w:ind w:left="360"/>
+      </w:pPr>
+      <w:r>
+        <w:rPr>
+          <w:rFonts w:ascii="Calibri" w:hAnsi="Calibri"/>
+        </w:rPr>
+        <w:t xml:space="preserve">• Wrapping SQL dumps in a transaction silently fails under MySQL because DDL triggers an implicit commit; the restore tool now classifies dumps (structural versus data-only) and applies transactional semantics only where the engine supports them.</w:t>
+      </w:r>
+    </w:p>
     <w:sectPr>
       <w:pgSz w:w="11906" w:h="16838"/>
       <w:pgMar w:top="1134" w:right="1134" w:bottom="1134" w:left="1134" w:header="708" w:footer="708"/>
